--- a/Document/Template ปริญญานิพนธ์/11 ประวัติผู้เขียน.docx
+++ b/Document/Template ปริญญานิพนธ์/11 ประวัติผู้เขียน.docx
@@ -260,21 +260,16 @@
     </w:p>
     <w:p>
       <w:pPr>
-        <w:pBdr>
-          <w:top w:val="dotted" w:sz="4" w:space="0" w:color="auto"/>
-          <w:left w:val="dotted" w:sz="4" w:space="4" w:color="auto"/>
-          <w:bottom w:val="dotted" w:sz="4" w:space="1" w:color="auto"/>
-          <w:right w:val="dotted" w:sz="4" w:space="4" w:color="auto"/>
-        </w:pBdr>
         <w:spacing w:line="240" w:lineRule="auto"/>
         <w:rPr>
           <w:cs/>
         </w:rPr>
         <w:sectPr>
           <w:headerReference w:type="default" r:id="rId10"/>
+          <w:headerReference w:type="first" r:id="rId11"/>
           <w:pgSz w:w="11906" w:h="16838" w:code="9"/>
           <w:pgMar w:top="2160" w:right="1440" w:bottom="1440" w:left="2160" w:header="1440" w:footer="709" w:gutter="0"/>
-          <w:pgNumType w:start="17"/>
+          <w:pgNumType w:start="127"/>
           <w:cols w:space="708"/>
           <w:titlePg/>
           <w:docGrid w:linePitch="435"/>
@@ -310,6 +305,7 @@
       </w:pPr>
       <w:r>
         <w:rPr>
+          <w:noProof/>
           <w:cs/>
         </w:rPr>
         <w:drawing>
@@ -336,7 +332,7 @@
                     <pic:cNvPicPr/>
                   </pic:nvPicPr>
                   <pic:blipFill>
-                    <a:blip r:embed="rId11" cstate="print">
+                    <a:blip r:embed="rId12" cstate="print">
                       <a:extLst>
                         <a:ext uri="{28A0092B-C50C-407E-A947-70E740481C1C}">
                           <a14:useLocalDpi xmlns:a14="http://schemas.microsoft.com/office/drawing/2010/main" val="0"/>
@@ -377,55 +373,21 @@
         </w:tabs>
         <w:spacing w:line="240" w:lineRule="auto"/>
         <w:rPr>
-          <w:rFonts w:hint="cs"/>
-          <w:cs/>
-        </w:rPr>
-      </w:pPr>
-      <w:r>
-        <w:rPr>
-          <w:cs/>
-        </w:rPr>
-        <w:t>ชื่อ</w:t>
-      </w:r>
-      <w:r>
-        <w:rPr>
-          <w:cs/>
-        </w:rPr>
-        <w:t>-นามสกุล</w:t>
-      </w:r>
-      <w:r>
-        <w:rPr>
-          <w:cs/>
-        </w:rPr>
-        <w:tab/>
-      </w:r>
-      <w:proofErr w:type="spellStart"/>
-      <w:r>
-        <w:rPr>
-          <w:rFonts w:eastAsia="TH Sarabun PSK"/>
-        </w:rPr>
-        <w:t>นายธนภัทร</w:t>
-      </w:r>
-      <w:proofErr w:type="spellEnd"/>
-      <w:r>
-        <w:rPr>
-          <w:rFonts w:eastAsia="TH Sarabun PSK"/>
-        </w:rPr>
-        <w:t xml:space="preserve"> </w:t>
-      </w:r>
-      <w:proofErr w:type="spellStart"/>
-      <w:r>
-        <w:rPr>
-          <w:rFonts w:eastAsia="TH Sarabun PSK"/>
-        </w:rPr>
-        <w:t>เลิศพิทักษ์สิทธิ์</w:t>
-      </w:r>
-      <w:proofErr w:type="spellEnd"/>
-      <w:r>
-        <w:rPr>
-          <w:noProof/>
-        </w:rPr>
-        <w:t xml:space="preserve"> </w:t>
+          <w:cs/>
+        </w:rPr>
+      </w:pPr>
+      <w:r>
+        <w:rPr>
+          <w:cs/>
+        </w:rPr>
+        <w:t>ชื่อ-นามสกุล</w:t>
+      </w:r>
+      <w:r>
+        <w:rPr>
+          <w:cs/>
+        </w:rPr>
+        <w:tab/>
+        <w:t>นายธนภัทร เลิศพิทักษ์สิทธิ์</w:t>
       </w:r>
     </w:p>
     <w:p>
@@ -436,7 +398,6 @@
         </w:tabs>
         <w:spacing w:line="240" w:lineRule="auto"/>
         <w:rPr>
-          <w:rFonts w:hint="cs"/>
           <w:cs/>
         </w:rPr>
       </w:pPr>
@@ -504,9 +465,6 @@
           <w:tab w:val="left" w:pos="2268"/>
         </w:tabs>
         <w:spacing w:line="240" w:lineRule="auto"/>
-        <w:rPr>
-          <w:rFonts w:hint="cs"/>
-        </w:rPr>
       </w:pPr>
       <w:r>
         <w:rPr>
@@ -654,7 +612,6 @@
         </w:tabs>
         <w:spacing w:line="240" w:lineRule="auto"/>
         <w:rPr>
-          <w:rFonts w:hint="cs"/>
           <w:color w:val="FF0000"/>
         </w:rPr>
       </w:pPr>
@@ -720,9 +677,6 @@
           <w:tab w:val="left" w:pos="2268"/>
         </w:tabs>
         <w:spacing w:line="240" w:lineRule="auto"/>
-        <w:rPr>
-          <w:rFonts w:hint="cs"/>
-        </w:rPr>
       </w:pPr>
       <w:r>
         <w:rPr>
@@ -748,44 +702,14 @@
           <w:cs/>
         </w:rPr>
         <w:tab/>
-      </w:r>
-      <w:r>
-        <w:rPr>
-          <w:rFonts w:hint="cs"/>
-          <w:cs/>
-        </w:rPr>
-        <w:t>ป,ตรี</w:t>
-      </w:r>
-      <w:r>
-        <w:tab/>
-      </w:r>
-      <w:proofErr w:type="spellStart"/>
-      <w:r>
-        <w:rPr>
-          <w:rFonts w:eastAsia="TH Sarabun PSK"/>
-        </w:rPr>
-        <w:t>มหาวิทยาลัยเทคโนโลยีราชมงคลอีสาน</w:t>
-      </w:r>
-      <w:proofErr w:type="spellEnd"/>
-      <w:r>
-        <w:rPr>
-          <w:rFonts w:eastAsia="TH Sarabun PSK"/>
-        </w:rPr>
-        <w:t xml:space="preserve"> </w:t>
-      </w:r>
-      <w:proofErr w:type="spellStart"/>
-      <w:r>
-        <w:rPr>
-          <w:rFonts w:eastAsia="TH Sarabun PSK"/>
-        </w:rPr>
-        <w:t>วิทยาเขตขอนแก่น</w:t>
-      </w:r>
-      <w:proofErr w:type="spellEnd"/>
-      <w:r>
-        <w:rPr>
-          <w:rFonts w:eastAsia="TH Sarabun PSK"/>
-        </w:rPr>
-        <w:t xml:space="preserve"> </w:t>
+        <w:t>ป.ตรี</w:t>
+      </w:r>
+      <w:r>
+        <w:rPr>
+          <w:cs/>
+        </w:rPr>
+        <w:tab/>
+        <w:t>มหาวิทยาลัยเทคโนโลยีราชมงคลอีสาน วิทยาเขตขอนแก่น</w:t>
       </w:r>
     </w:p>
     <w:p>
@@ -797,52 +721,21 @@
         <w:spacing w:line="240" w:lineRule="auto"/>
         <w:ind w:left="993" w:hanging="993"/>
         <w:rPr>
-          <w:rFonts w:eastAsia="TH Sarabun PSK" w:hint="cs"/>
-        </w:rPr>
-      </w:pPr>
-      <w:r>
-        <w:rPr>
-          <w:rFonts w:eastAsia="TH Sarabun PSK"/>
-        </w:rPr>
-        <w:tab/>
-      </w:r>
-      <w:r>
-        <w:rPr>
-          <w:rFonts w:eastAsia="TH Sarabun PSK"/>
-        </w:rPr>
-        <w:tab/>
-      </w:r>
-      <w:r>
-        <w:rPr>
-          <w:cs/>
-        </w:rPr>
-        <w:t>ปีการศึกษา 25</w:t>
-      </w:r>
-      <w:r>
-        <w:rPr>
-          <w:rFonts w:hint="cs"/>
-          <w:cs/>
-        </w:rPr>
-        <w:t>60</w:t>
-      </w:r>
-      <w:r>
-        <w:rPr>
-          <w:rFonts w:eastAsia="TH Sarabun PSK"/>
-        </w:rPr>
-        <w:t xml:space="preserve"> </w:t>
-      </w:r>
-      <w:r>
-        <w:rPr>
-          <w:cs/>
-        </w:rPr>
-        <w:t>สาขาวิช</w:t>
-      </w:r>
-      <w:r>
-        <w:rPr>
-          <w:rFonts w:hint="cs"/>
-          <w:cs/>
-        </w:rPr>
-        <w:t>าวิศวกรรมคอมพิวเตอร์</w:t>
+          <w:rFonts w:eastAsia="TH Sarabun PSK"/>
+        </w:rPr>
+      </w:pPr>
+      <w:r>
+        <w:rPr>
+          <w:rFonts w:eastAsia="TH Sarabun PSK"/>
+        </w:rPr>
+        <w:tab/>
+      </w:r>
+      <w:r>
+        <w:rPr>
+          <w:rFonts w:eastAsia="TH Sarabun PSK"/>
+        </w:rPr>
+        <w:tab/>
+        <w:t>ปีการศึกษา 2569 สาขาวิชาวิศวกรรมคอมพิวเตอร์</w:t>
       </w:r>
     </w:p>
     <w:p>
@@ -865,27 +758,7 @@
           <w:cs/>
         </w:rPr>
         <w:tab/>
-        <w:t>วิทยาลัย</w:t>
-      </w:r>
-      <w:r>
-        <w:rPr>
-          <w:rFonts w:hint="cs"/>
-          <w:cs/>
-        </w:rPr>
-        <w:t>การอาชีพโพนทอง</w:t>
-      </w:r>
-      <w:r>
-        <w:rPr>
-          <w:cs/>
-        </w:rPr>
-        <w:t xml:space="preserve"> ปีการศึกษา 25</w:t>
-      </w:r>
-      <w:r>
-        <w:rPr>
-          <w:rFonts w:hint="cs"/>
-          <w:cs/>
-        </w:rPr>
-        <w:t>60</w:t>
+        <w:t>วิทยาลัยการอาชีพโพนทอง ปีการศึกษา 2566</w:t>
       </w:r>
     </w:p>
     <w:p>
@@ -907,20 +780,7 @@
           <w:cs/>
         </w:rPr>
         <w:tab/>
-        <w:t>สาขาวิชา</w:t>
-      </w:r>
-      <w:r>
-        <w:rPr>
-          <w:rFonts w:hint="cs"/>
-          <w:cs/>
-        </w:rPr>
-        <w:t>ช่าง</w:t>
-      </w:r>
-      <w:r>
-        <w:rPr>
-          <w:cs/>
-        </w:rPr>
-        <w:t>อิเลิกทรอนิกส์</w:t>
+        <w:t>สาขาวิชาช่างอิเล็กทรอนิกส์</w:t>
       </w:r>
     </w:p>
     <w:p>
@@ -943,39 +803,7 @@
           <w:cs/>
         </w:rPr>
         <w:tab/>
-      </w:r>
-      <w:r>
-        <w:rPr>
-          <w:cs/>
-        </w:rPr>
-        <w:t>วิทยาลัย</w:t>
-      </w:r>
-      <w:r>
-        <w:rPr>
-          <w:rFonts w:hint="cs"/>
-          <w:cs/>
-        </w:rPr>
-        <w:t>การอาชีพโพนทอง</w:t>
-      </w:r>
-      <w:r>
-        <w:rPr>
-          <w:rFonts w:hint="cs"/>
-          <w:cs/>
-        </w:rPr>
-        <w:t xml:space="preserve"> </w:t>
-      </w:r>
-      <w:r>
-        <w:rPr>
-          <w:cs/>
-        </w:rPr>
-        <w:t>ปีการศึกษา 25</w:t>
-      </w:r>
-      <w:r>
-        <w:rPr>
-          <w:rFonts w:hint="cs"/>
-          <w:cs/>
-        </w:rPr>
-        <w:t>58</w:t>
+        <w:t>วิทยาลัยการอาชีพโพนทอง ปีการศึกษา 2564</w:t>
       </w:r>
     </w:p>
     <w:p>
@@ -997,20 +825,7 @@
           <w:cs/>
         </w:rPr>
         <w:tab/>
-        <w:t>สาขาวิชา</w:t>
-      </w:r>
-      <w:r>
-        <w:rPr>
-          <w:rFonts w:hint="cs"/>
-          <w:cs/>
-        </w:rPr>
-        <w:t>ช่าง</w:t>
-      </w:r>
-      <w:r>
-        <w:rPr>
-          <w:cs/>
-        </w:rPr>
-        <w:t>อิเล็กทรอนิกส์</w:t>
+        <w:t>สาขาวิชาช่างอิเล็กทรอนิกส์</w:t>
       </w:r>
     </w:p>
     <w:p>
@@ -1021,7 +836,6 @@
         </w:tabs>
         <w:spacing w:line="240" w:lineRule="auto"/>
         <w:rPr>
-          <w:rFonts w:hint="cs"/>
           <w:cs/>
         </w:rPr>
       </w:pPr>
@@ -1041,728 +855,6 @@
           <w:tab w:val="left" w:pos="993"/>
           <w:tab w:val="left" w:pos="2268"/>
         </w:tabs>
-        <w:spacing w:line="240" w:lineRule="auto"/>
-      </w:pPr>
-    </w:p>
-    <w:p>
-      <w:pPr>
-        <w:spacing w:line="240" w:lineRule="auto"/>
-      </w:pPr>
-    </w:p>
-    <w:p>
-      <w:pPr>
-        <w:spacing w:line="240" w:lineRule="auto"/>
-      </w:pPr>
-    </w:p>
-    <w:p>
-      <w:pPr>
-        <w:spacing w:line="240" w:lineRule="auto"/>
-      </w:pPr>
-    </w:p>
-    <w:p>
-      <w:pPr>
-        <w:spacing w:line="240" w:lineRule="auto"/>
-      </w:pPr>
-    </w:p>
-    <w:p>
-      <w:pPr>
-        <w:spacing w:line="240" w:lineRule="auto"/>
-      </w:pPr>
-    </w:p>
-    <w:p>
-      <w:pPr>
-        <w:spacing w:line="240" w:lineRule="auto"/>
-      </w:pPr>
-    </w:p>
-    <w:p>
-      <w:pPr>
-        <w:spacing w:line="240" w:lineRule="auto"/>
-      </w:pPr>
-    </w:p>
-    <w:p>
-      <w:pPr>
-        <w:spacing w:line="240" w:lineRule="auto"/>
-      </w:pPr>
-    </w:p>
-    <w:p>
-      <w:pPr>
-        <w:spacing w:line="240" w:lineRule="auto"/>
-      </w:pPr>
-    </w:p>
-    <w:p>
-      <w:pPr>
-        <w:spacing w:line="240" w:lineRule="auto"/>
-      </w:pPr>
-    </w:p>
-    <w:p>
-      <w:pPr>
-        <w:spacing w:line="240" w:lineRule="auto"/>
-      </w:pPr>
-    </w:p>
-    <w:p>
-      <w:pPr>
-        <w:spacing w:line="240" w:lineRule="auto"/>
-      </w:pPr>
-    </w:p>
-    <w:p>
-      <w:pPr>
-        <w:pBdr>
-          <w:top w:val="dashed" w:sz="4" w:space="0" w:color="auto"/>
-          <w:left w:val="dashed" w:sz="4" w:space="4" w:color="auto"/>
-          <w:bottom w:val="dashed" w:sz="4" w:space="1" w:color="auto"/>
-          <w:right w:val="dashed" w:sz="4" w:space="4" w:color="auto"/>
-        </w:pBdr>
-        <w:spacing w:line="240" w:lineRule="auto"/>
-        <w:rPr>
-          <w:cs/>
-        </w:rPr>
-        <w:sectPr>
-          <w:pgSz w:w="11906" w:h="16838" w:code="9"/>
-          <w:pgMar w:top="2160" w:right="1440" w:bottom="1440" w:left="2160" w:header="1440" w:footer="709" w:gutter="0"/>
-          <w:cols w:space="708"/>
-          <w:docGrid w:linePitch="435"/>
-        </w:sectPr>
-      </w:pPr>
-    </w:p>
-    <w:p>
-      <w:pPr>
-        <w:spacing w:line="240" w:lineRule="auto"/>
-        <w:jc w:val="center"/>
-        <w:rPr>
-          <w:b/>
-          <w:bCs/>
-        </w:rPr>
-      </w:pPr>
-      <w:r>
-        <w:rPr>
-          <w:b/>
-          <w:bCs/>
-          <w:cs/>
-        </w:rPr>
-        <w:lastRenderedPageBreak/>
-        <w:t>ประวัติผู้เขียน</w:t>
-      </w:r>
-    </w:p>
-    <w:p>
-      <w:pPr>
-        <w:spacing w:line="240" w:lineRule="auto"/>
-      </w:pPr>
-    </w:p>
-    <w:p>
-      <w:pPr>
-        <w:tabs>
-          <w:tab w:val="left" w:pos="993"/>
-          <w:tab w:val="left" w:pos="2268"/>
-        </w:tabs>
-        <w:spacing w:line="240" w:lineRule="auto"/>
-        <w:rPr>
-          <w:cs/>
-        </w:rPr>
-      </w:pPr>
-      <w:r>
-        <w:rPr>
-          <w:cs/>
-        </w:rPr>
-        <w:t>ชื่อ-นามสกุล</w:t>
-      </w:r>
-      <w:r>
-        <w:rPr>
-          <w:cs/>
-        </w:rPr>
-        <w:tab/>
-        <w:t>นาย</w:t>
-      </w:r>
-      <w:r>
-        <w:rPr>
-          <w:rFonts w:hint="cs"/>
-          <w:cs/>
-        </w:rPr>
-        <w:t>ฉันทกร  วิเชียรรวิ</w:t>
-      </w:r>
-      <w:proofErr w:type="spellStart"/>
-      <w:r>
-        <w:rPr>
-          <w:rFonts w:hint="cs"/>
-          <w:cs/>
-        </w:rPr>
-        <w:t>ทย์</w:t>
-      </w:r>
-      <w:proofErr w:type="spellEnd"/>
-    </w:p>
-    <w:p>
-      <w:pPr>
-        <w:tabs>
-          <w:tab w:val="left" w:pos="993"/>
-          <w:tab w:val="left" w:pos="2268"/>
-        </w:tabs>
-        <w:spacing w:line="240" w:lineRule="auto"/>
-      </w:pPr>
-      <w:r>
-        <w:rPr>
-          <w:cs/>
-        </w:rPr>
-        <w:t>วัน-เดือน-ปีเกิด</w:t>
-      </w:r>
-      <w:r>
-        <w:rPr>
-          <w:cs/>
-        </w:rPr>
-        <w:tab/>
-      </w:r>
-      <w:r>
-        <w:rPr>
-          <w:rFonts w:hint="cs"/>
-          <w:cs/>
-        </w:rPr>
-        <w:t>16</w:t>
-      </w:r>
-      <w:r>
-        <w:rPr>
-          <w:rFonts w:hint="cs"/>
-          <w:cs/>
-        </w:rPr>
-        <w:t xml:space="preserve"> สิงหาคม</w:t>
-      </w:r>
-      <w:r>
-        <w:rPr>
-          <w:rFonts w:hint="cs"/>
-          <w:cs/>
-        </w:rPr>
-        <w:t xml:space="preserve"> 254</w:t>
-      </w:r>
-      <w:r>
-        <w:rPr>
-          <w:rFonts w:hint="cs"/>
-          <w:cs/>
-        </w:rPr>
-        <w:t>3</w:t>
-      </w:r>
-    </w:p>
-    <w:p>
-      <w:pPr>
-        <w:tabs>
-          <w:tab w:val="left" w:pos="993"/>
-          <w:tab w:val="left" w:pos="2268"/>
-        </w:tabs>
-        <w:spacing w:line="240" w:lineRule="auto"/>
-        <w:jc w:val="left"/>
-      </w:pPr>
-      <w:r>
-        <w:rPr>
-          <w:cs/>
-        </w:rPr>
-        <w:t>ที่อยู่</w:t>
-      </w:r>
-      <w:r>
-        <w:rPr>
-          <w:cs/>
-        </w:rPr>
-        <w:tab/>
-      </w:r>
-      <w:r>
-        <w:rPr>
-          <w:cs/>
-        </w:rPr>
-        <w:tab/>
-      </w:r>
-      <w:r>
-        <w:rPr>
-          <w:rFonts w:hint="cs"/>
-          <w:cs/>
-        </w:rPr>
-        <w:t>66 หมู่ที่ 7 ต.หนองตูม อ.เมืองขอนแก่น จ.ขอนแก่น 40000</w:t>
-      </w:r>
-    </w:p>
-    <w:p>
-      <w:pPr>
-        <w:tabs>
-          <w:tab w:val="left" w:pos="993"/>
-          <w:tab w:val="left" w:pos="2268"/>
-        </w:tabs>
-        <w:spacing w:line="240" w:lineRule="auto"/>
-        <w:rPr>
-          <w:color w:val="FF0000"/>
-        </w:rPr>
-      </w:pPr>
-      <w:r>
-        <w:rPr>
-          <w:color w:val="FF0000"/>
-          <w:cs/>
-        </w:rPr>
-        <w:t>สถานที่ทำงานปัจจุบัน</w:t>
-      </w:r>
-      <w:r>
-        <w:rPr>
-          <w:color w:val="FF0000"/>
-          <w:cs/>
-        </w:rPr>
-        <w:tab/>
-      </w:r>
-      <w:r>
-        <w:rPr>
-          <w:rFonts w:hint="cs"/>
-          <w:color w:val="FF0000"/>
-          <w:cs/>
-        </w:rPr>
-        <w:t>ตำแหน่ง สถานที่ทำงาน (หากยังไม่ทำงานให้ตัด</w:t>
-      </w:r>
-      <w:r>
-        <w:rPr>
-          <w:rFonts w:hint="cs"/>
-          <w:color w:val="FF0000"/>
-          <w:cs/>
-        </w:rPr>
-        <w:t>บรรทัด</w:t>
-      </w:r>
-      <w:r>
-        <w:rPr>
-          <w:rFonts w:hint="cs"/>
-          <w:color w:val="FF0000"/>
-          <w:cs/>
-        </w:rPr>
-        <w:t>นี้ออก)</w:t>
-      </w:r>
-    </w:p>
-    <w:p>
-      <w:pPr>
-        <w:tabs>
-          <w:tab w:val="left" w:pos="993"/>
-          <w:tab w:val="left" w:pos="2268"/>
-        </w:tabs>
-        <w:spacing w:line="240" w:lineRule="auto"/>
-      </w:pPr>
-      <w:r>
-        <w:rPr>
-          <w:cs/>
-        </w:rPr>
-        <w:t>ประวัติการศึกษา</w:t>
-      </w:r>
-    </w:p>
-    <w:p>
-      <w:pPr>
-        <w:tabs>
-          <w:tab w:val="left" w:pos="993"/>
-          <w:tab w:val="left" w:pos="2268"/>
-        </w:tabs>
-        <w:spacing w:line="240" w:lineRule="auto"/>
-      </w:pPr>
-      <w:r>
-        <w:rPr>
-          <w:cs/>
-        </w:rPr>
-        <w:tab/>
-      </w:r>
-    </w:p>
-    <w:p>
-      <w:pPr>
-        <w:tabs>
-          <w:tab w:val="left" w:pos="993"/>
-          <w:tab w:val="left" w:pos="2268"/>
-        </w:tabs>
-        <w:spacing w:line="240" w:lineRule="auto"/>
-      </w:pPr>
-      <w:r>
-        <w:rPr>
-          <w:cs/>
-        </w:rPr>
-        <w:tab/>
-      </w:r>
-    </w:p>
-    <w:p>
-      <w:pPr>
-        <w:tabs>
-          <w:tab w:val="left" w:pos="993"/>
-          <w:tab w:val="left" w:pos="2268"/>
-        </w:tabs>
-        <w:spacing w:line="240" w:lineRule="auto"/>
-      </w:pPr>
-      <w:r>
-        <w:rPr>
-          <w:cs/>
-        </w:rPr>
-        <w:tab/>
-        <w:t>ปวส.</w:t>
-      </w:r>
-      <w:r>
-        <w:rPr>
-          <w:cs/>
-        </w:rPr>
-        <w:tab/>
-        <w:t>วิทยาลัยเทคนิค</w:t>
-      </w:r>
-      <w:r>
-        <w:rPr>
-          <w:rFonts w:hint="cs"/>
-          <w:cs/>
-        </w:rPr>
-        <w:t>ขอนแก่น</w:t>
-      </w:r>
-      <w:r>
-        <w:rPr>
-          <w:cs/>
-        </w:rPr>
-        <w:t xml:space="preserve"> ปีการศึกษา 25</w:t>
-      </w:r>
-      <w:r>
-        <w:rPr>
-          <w:rFonts w:hint="cs"/>
-          <w:cs/>
-        </w:rPr>
-        <w:t>60</w:t>
-      </w:r>
-    </w:p>
-    <w:p>
-      <w:pPr>
-        <w:tabs>
-          <w:tab w:val="left" w:pos="993"/>
-          <w:tab w:val="left" w:pos="2268"/>
-        </w:tabs>
-        <w:spacing w:line="240" w:lineRule="auto"/>
-      </w:pPr>
-      <w:r>
-        <w:rPr>
-          <w:cs/>
-        </w:rPr>
-        <w:tab/>
-      </w:r>
-      <w:r>
-        <w:rPr>
-          <w:cs/>
-        </w:rPr>
-        <w:tab/>
-        <w:t>สาขาวิชา</w:t>
-      </w:r>
-      <w:r>
-        <w:rPr>
-          <w:rFonts w:hint="cs"/>
-          <w:cs/>
-        </w:rPr>
-        <w:t>ช่าง</w:t>
-      </w:r>
-      <w:r>
-        <w:rPr>
-          <w:cs/>
-        </w:rPr>
-        <w:t>อิเลิกทรอนิกส์-เทคนิคคอมพิวเตอร์</w:t>
-      </w:r>
-    </w:p>
-    <w:p>
-      <w:pPr>
-        <w:tabs>
-          <w:tab w:val="left" w:pos="993"/>
-          <w:tab w:val="left" w:pos="2268"/>
-        </w:tabs>
-        <w:spacing w:line="240" w:lineRule="auto"/>
-      </w:pPr>
-      <w:r>
-        <w:rPr>
-          <w:cs/>
-        </w:rPr>
-        <w:tab/>
-        <w:t>ปวช.</w:t>
-      </w:r>
-      <w:r>
-        <w:rPr>
-          <w:cs/>
-        </w:rPr>
-        <w:tab/>
-        <w:t>วิทยาลัยเทคนิค</w:t>
-      </w:r>
-      <w:r>
-        <w:rPr>
-          <w:rFonts w:hint="cs"/>
-          <w:cs/>
-        </w:rPr>
-        <w:t>ขอนแก่น</w:t>
-      </w:r>
-      <w:r>
-        <w:rPr>
-          <w:rFonts w:hint="cs"/>
-          <w:cs/>
-        </w:rPr>
-        <w:t xml:space="preserve"> </w:t>
-      </w:r>
-      <w:r>
-        <w:rPr>
-          <w:cs/>
-        </w:rPr>
-        <w:t>ปีการศึกษา 25</w:t>
-      </w:r>
-      <w:r>
-        <w:rPr>
-          <w:rFonts w:hint="cs"/>
-          <w:cs/>
-        </w:rPr>
-        <w:t>58</w:t>
-      </w:r>
-    </w:p>
-    <w:p>
-      <w:pPr>
-        <w:tabs>
-          <w:tab w:val="left" w:pos="993"/>
-          <w:tab w:val="left" w:pos="2268"/>
-        </w:tabs>
-        <w:spacing w:line="240" w:lineRule="auto"/>
-      </w:pPr>
-      <w:r>
-        <w:rPr>
-          <w:cs/>
-        </w:rPr>
-        <w:tab/>
-      </w:r>
-      <w:r>
-        <w:rPr>
-          <w:cs/>
-        </w:rPr>
-        <w:tab/>
-        <w:t>สาขาวิชา</w:t>
-      </w:r>
-      <w:r>
-        <w:rPr>
-          <w:rFonts w:hint="cs"/>
-          <w:cs/>
-        </w:rPr>
-        <w:t>ช่าง</w:t>
-      </w:r>
-      <w:r>
-        <w:rPr>
-          <w:cs/>
-        </w:rPr>
-        <w:t>อิเล็กทรอนิกส์</w:t>
-      </w:r>
-    </w:p>
-    <w:p>
-      <w:pPr>
-        <w:tabs>
-          <w:tab w:val="left" w:pos="993"/>
-          <w:tab w:val="left" w:pos="2268"/>
-        </w:tabs>
-        <w:spacing w:line="240" w:lineRule="auto"/>
-      </w:pPr>
-    </w:p>
-    <w:p>
-      <w:pPr>
-        <w:tabs>
-          <w:tab w:val="left" w:pos="993"/>
-          <w:tab w:val="left" w:pos="2268"/>
-        </w:tabs>
-        <w:spacing w:line="240" w:lineRule="auto"/>
-      </w:pPr>
-    </w:p>
-    <w:p>
-      <w:pPr>
-        <w:tabs>
-          <w:tab w:val="left" w:pos="993"/>
-          <w:tab w:val="left" w:pos="2268"/>
-        </w:tabs>
-        <w:spacing w:line="240" w:lineRule="auto"/>
-        <w:rPr>
-          <w:color w:val="FF0000"/>
-        </w:rPr>
-      </w:pPr>
-      <w:r>
-        <w:rPr>
-          <w:rFonts w:hint="cs"/>
-          <w:color w:val="FF0000"/>
-          <w:cs/>
-        </w:rPr>
-        <w:t>กรณีตัวอย่าง สำหรับ</w:t>
-      </w:r>
-      <w:r>
-        <w:rPr>
-          <w:rFonts w:hint="cs"/>
-          <w:color w:val="FF0000"/>
-          <w:cs/>
-        </w:rPr>
-        <w:t>วุฒิ</w:t>
-      </w:r>
-      <w:r>
-        <w:rPr>
-          <w:rFonts w:hint="cs"/>
-          <w:color w:val="FF0000"/>
-          <w:cs/>
-        </w:rPr>
-        <w:t xml:space="preserve"> ม.6</w:t>
-      </w:r>
-    </w:p>
-    <w:p>
-      <w:pPr>
-        <w:tabs>
-          <w:tab w:val="left" w:pos="993"/>
-          <w:tab w:val="left" w:pos="2268"/>
-        </w:tabs>
-        <w:spacing w:line="240" w:lineRule="auto"/>
-        <w:rPr>
-          <w:color w:val="FF0000"/>
-        </w:rPr>
-      </w:pPr>
-      <w:r>
-        <w:rPr>
-          <w:color w:val="FF0000"/>
-          <w:cs/>
-        </w:rPr>
-        <w:tab/>
-      </w:r>
-      <w:r>
-        <w:rPr>
-          <w:rFonts w:hint="cs"/>
-          <w:color w:val="FF0000"/>
-          <w:cs/>
-        </w:rPr>
-        <w:t>ม</w:t>
-      </w:r>
-      <w:r>
-        <w:rPr>
-          <w:color w:val="FF0000"/>
-          <w:cs/>
-        </w:rPr>
-        <w:t>.</w:t>
-      </w:r>
-      <w:r>
-        <w:rPr>
-          <w:rFonts w:hint="cs"/>
-          <w:color w:val="FF0000"/>
-          <w:cs/>
-        </w:rPr>
-        <w:t>6</w:t>
-      </w:r>
-      <w:r>
-        <w:rPr>
-          <w:color w:val="FF0000"/>
-          <w:cs/>
-        </w:rPr>
-        <w:tab/>
-      </w:r>
-      <w:r>
-        <w:rPr>
-          <w:rFonts w:hint="cs"/>
-          <w:color w:val="FF0000"/>
-          <w:cs/>
-        </w:rPr>
-        <w:t>โรงเรียน</w:t>
-      </w:r>
-      <w:r>
-        <w:rPr>
-          <w:rFonts w:hint="cs"/>
-          <w:color w:val="FF0000"/>
-          <w:cs/>
-        </w:rPr>
-        <w:t>............</w:t>
-      </w:r>
-      <w:r>
-        <w:rPr>
-          <w:rFonts w:hint="cs"/>
-          <w:color w:val="FF0000"/>
-          <w:cs/>
-        </w:rPr>
-        <w:t>..</w:t>
-      </w:r>
-      <w:r>
-        <w:rPr>
-          <w:rFonts w:hint="cs"/>
-          <w:color w:val="FF0000"/>
-          <w:cs/>
-        </w:rPr>
-        <w:t>.....</w:t>
-      </w:r>
-      <w:r>
-        <w:rPr>
-          <w:rFonts w:hint="cs"/>
-          <w:color w:val="FF0000"/>
-          <w:cs/>
-        </w:rPr>
-        <w:t>..</w:t>
-      </w:r>
-      <w:r>
-        <w:rPr>
-          <w:rFonts w:hint="cs"/>
-          <w:color w:val="FF0000"/>
-          <w:cs/>
-        </w:rPr>
-        <w:t>.</w:t>
-      </w:r>
-      <w:r>
-        <w:rPr>
-          <w:color w:val="FF0000"/>
-          <w:cs/>
-        </w:rPr>
-        <w:t xml:space="preserve"> ปีการศึกษา 25</w:t>
-      </w:r>
-      <w:r>
-        <w:rPr>
-          <w:rFonts w:hint="cs"/>
-          <w:color w:val="FF0000"/>
-          <w:cs/>
-        </w:rPr>
-        <w:t>58</w:t>
-      </w:r>
-    </w:p>
-    <w:p>
-      <w:pPr>
-        <w:tabs>
-          <w:tab w:val="left" w:pos="993"/>
-          <w:tab w:val="left" w:pos="2268"/>
-        </w:tabs>
-        <w:spacing w:line="240" w:lineRule="auto"/>
-        <w:rPr>
-          <w:color w:val="FF0000"/>
-        </w:rPr>
-      </w:pPr>
-      <w:r>
-        <w:rPr>
-          <w:color w:val="FF0000"/>
-          <w:cs/>
-        </w:rPr>
-        <w:tab/>
-      </w:r>
-      <w:r>
-        <w:rPr>
-          <w:color w:val="FF0000"/>
-          <w:cs/>
-        </w:rPr>
-        <w:tab/>
-      </w:r>
-      <w:r>
-        <w:rPr>
-          <w:rFonts w:hint="cs"/>
-          <w:color w:val="FF0000"/>
-          <w:cs/>
-        </w:rPr>
-        <w:t>กลุ่มสาระการเรียนรู้.............................</w:t>
-      </w:r>
-    </w:p>
-    <w:p>
-      <w:pPr>
-        <w:spacing w:line="240" w:lineRule="auto"/>
-      </w:pPr>
-    </w:p>
-    <w:p>
-      <w:pPr>
-        <w:spacing w:line="240" w:lineRule="auto"/>
-      </w:pPr>
-    </w:p>
-    <w:p>
-      <w:pPr>
-        <w:spacing w:line="240" w:lineRule="auto"/>
-      </w:pPr>
-    </w:p>
-    <w:p>
-      <w:pPr>
-        <w:spacing w:line="240" w:lineRule="auto"/>
-      </w:pPr>
-    </w:p>
-    <w:p>
-      <w:pPr>
-        <w:spacing w:line="240" w:lineRule="auto"/>
-      </w:pPr>
-    </w:p>
-    <w:p>
-      <w:pPr>
-        <w:spacing w:line="240" w:lineRule="auto"/>
-      </w:pPr>
-    </w:p>
-    <w:p>
-      <w:pPr>
         <w:spacing w:line="240" w:lineRule="auto"/>
       </w:pPr>
     </w:p>
@@ -1882,6 +974,51 @@
       </w:p>
     </w:sdtContent>
   </w:sdt>
+</w:hdr>
+</file>
+
+<file path=word/header2.xml><?xml version="1.0" encoding="utf-8"?>
+<w:hdr xmlns:wpc="http://schemas.microsoft.com/office/word/2010/wordprocessingCanvas" xmlns:cx="http://schemas.microsoft.com/office/drawing/2014/chartex" xmlns:cx1="http://schemas.microsoft.com/office/drawing/2015/9/8/chartex" xmlns:cx2="http://schemas.microsoft.com/office/drawing/2015/10/21/chartex" xmlns:cx3="http://schemas.microsoft.com/office/drawing/2016/5/9/chartex" xmlns:cx4="http://schemas.microsoft.com/office/drawing/2016/5/10/chartex" xmlns:cx5="http://schemas.microsoft.com/office/drawing/2016/5/11/chartex" xmlns:cx6="http://schemas.microsoft.com/office/drawing/2016/5/12/chartex" xmlns:cx7="http://schemas.microsoft.com/office/drawing/2016/5/13/chartex" xmlns:cx8="http://schemas.microsoft.com/office/drawing/2016/5/14/chartex" xmlns:mc="http://schemas.openxmlformats.org/markup-compatibility/2006" xmlns:aink="http://schemas.microsoft.com/office/drawing/2016/ink" xmlns:am3d="http://schemas.microsoft.com/office/drawing/2017/model3d" xmlns:o="urn:schemas-microsoft-com:office:office" xmlns:oel="http://schemas.microsoft.com/office/2019/extlst" xmlns:r="http://schemas.openxmlformats.org/officeDocument/2006/relationships" xmlns:m="http://schemas.openxmlformats.org/officeDocument/2006/math" xmlns:v="urn:schemas-microsoft-com:vml" xmlns:wp14="http://schemas.microsoft.com/office/word/2010/wordprocessingDrawing" xmlns:wp="http://schemas.openxmlformats.org/drawingml/2006/wordprocessingDrawing" xmlns:w10="urn:schemas-microsoft-com:office:word" xmlns:w="http://schemas.openxmlformats.org/wordprocessingml/2006/main" xmlns:w14="http://schemas.microsoft.com/office/word/2010/wordml" xmlns:w15="http://schemas.microsoft.com/office/word/2012/wordml" xmlns:w16cex="http://schemas.microsoft.com/office/word/2018/wordml/cex" xmlns:w16cid="http://schemas.microsoft.com/office/word/2016/wordml/cid" xmlns:w16="http://schemas.microsoft.com/office/word/2018/wordml" xmlns:w16du="http://schemas.microsoft.com/office/word/2023/wordml/word16du" xmlns:w16sdtdh="http://schemas.microsoft.com/office/word/2020/wordml/sdtdatahash" xmlns:w16sdtfl="http://schemas.microsoft.com/office/word/2024/wordml/sdtformatlock" xmlns:w16se="http://schemas.microsoft.com/office/word/2015/wordml/symex" xmlns:wpg="http://schemas.microsoft.com/office/word/2010/wordprocessingGroup" xmlns:wpi="http://schemas.microsoft.com/office/word/2010/wordprocessingInk" xmlns:wne="http://schemas.microsoft.com/office/word/2006/wordml" xmlns:wps="http://schemas.microsoft.com/office/word/2010/wordprocessingShape" mc:Ignorable="w14 w15 w16se w16cid w16 w16cex w16sdtdh w16sdtfl w16du wp14">
+  <w:sdt>
+    <w:sdtPr>
+      <w:id w:val="1795480456"/>
+      <w:docPartObj>
+        <w:docPartGallery w:val="Page Numbers (Top of Page)"/>
+        <w:docPartUnique/>
+      </w:docPartObj>
+    </w:sdtPr>
+    <w:sdtContent>
+      <w:p>
+        <w:pPr>
+          <w:pStyle w:val="a3"/>
+          <w:jc w:val="right"/>
+        </w:pPr>
+        <w:r>
+          <w:fldChar w:fldCharType="begin"/>
+        </w:r>
+        <w:r>
+          <w:instrText>PAGE   \* MERGEFORMAT</w:instrText>
+        </w:r>
+        <w:r>
+          <w:fldChar w:fldCharType="separate"/>
+        </w:r>
+        <w:r>
+          <w:rPr>
+            <w:lang w:val="th-TH"/>
+          </w:rPr>
+          <w:t>2</w:t>
+        </w:r>
+        <w:r>
+          <w:fldChar w:fldCharType="end"/>
+        </w:r>
+      </w:p>
+    </w:sdtContent>
+  </w:sdt>
+  <w:p>
+    <w:pPr>
+      <w:pStyle w:val="a3"/>
+    </w:pPr>
+  </w:p>
 </w:hdr>
 </file>
 
@@ -2671,30 +1808,6 @@
 </file>
 
 <file path=customXml/item1.xml><?xml version="1.0" encoding="utf-8"?>
-<p:properties xmlns:p="http://schemas.microsoft.com/office/2006/metadata/properties" xmlns:xsi="http://www.w3.org/2001/XMLSchema-instance" xmlns:pc="http://schemas.microsoft.com/office/infopath/2007/PartnerControls">
-  <documentManagement>
-    <lcf76f155ced4ddcb4097134ff3c332f xmlns="413aea6a-afdb-4d88-b833-b2462709287e">
-      <Terms xmlns="http://schemas.microsoft.com/office/infopath/2007/PartnerControls"/>
-    </lcf76f155ced4ddcb4097134ff3c332f>
-    <TaxCatchAll xmlns="eb0c45c8-85b6-4e00-a5af-15633ec3585f" xsi:nil="true"/>
-  </documentManagement>
-</p:properties>
-</file>
-
-<file path=customXml/item2.xml><?xml version="1.0" encoding="utf-8"?>
-<b:Sources xmlns:b="http://schemas.openxmlformats.org/officeDocument/2006/bibliography" xmlns="http://schemas.openxmlformats.org/officeDocument/2006/bibliography" SelectedStyle="\APASixthEditionOfficeOnline.xsl" StyleName="APA" Version="6"/>
-</file>
-
-<file path=customXml/item3.xml><?xml version="1.0" encoding="utf-8"?>
-<?mso-contentType ?>
-<FormTemplates xmlns="http://schemas.microsoft.com/sharepoint/v3/contenttype/forms">
-  <Display>DocumentLibraryForm</Display>
-  <Edit>DocumentLibraryForm</Edit>
-  <New>DocumentLibraryForm</New>
-</FormTemplates>
-</file>
-
-<file path=customXml/item4.xml><?xml version="1.0" encoding="utf-8"?>
 <ct:contentTypeSchema xmlns:ct="http://schemas.microsoft.com/office/2006/metadata/contentType" xmlns:ma="http://schemas.microsoft.com/office/2006/metadata/properties/metaAttributes" ct:_="" ma:_="" ma:contentTypeName="เอกสาร" ma:contentTypeID="0x010100DAC155C35F05244586AE9DD67D12075F" ma:contentTypeVersion="13" ma:contentTypeDescription="สร้างเอกสารใหม่" ma:contentTypeScope="" ma:versionID="54e11294f0c405c161b352230a48684d">
   <xsd:schema xmlns:xsd="http://www.w3.org/2001/XMLSchema" xmlns:xs="http://www.w3.org/2001/XMLSchema" xmlns:p="http://schemas.microsoft.com/office/2006/metadata/properties" xmlns:ns2="413aea6a-afdb-4d88-b833-b2462709287e" xmlns:ns3="eb0c45c8-85b6-4e00-a5af-15633ec3585f" targetNamespace="http://schemas.microsoft.com/office/2006/metadata/properties" ma:root="true" ma:fieldsID="90a374b9dd6cb4ff088a5ff4708810e2" ns2:_="" ns3:_="">
     <xsd:import namespace="413aea6a-afdb-4d88-b833-b2462709287e"/>
@@ -2917,34 +2030,31 @@
 </ct:contentTypeSchema>
 </file>
 
-<file path=customXml/itemProps1.xml><?xml version="1.0" encoding="utf-8"?>
-<ds:datastoreItem xmlns:ds="http://schemas.openxmlformats.org/officeDocument/2006/customXml" ds:itemID="{8E941396-998E-48C7-83D8-6AD33A77587D}">
-  <ds:schemaRefs>
-    <ds:schemaRef ds:uri="http://schemas.microsoft.com/office/2006/metadata/properties"/>
-    <ds:schemaRef ds:uri="http://schemas.microsoft.com/office/infopath/2007/PartnerControls"/>
-    <ds:schemaRef ds:uri="413aea6a-afdb-4d88-b833-b2462709287e"/>
-    <ds:schemaRef ds:uri="eb0c45c8-85b6-4e00-a5af-15633ec3585f"/>
-  </ds:schemaRefs>
-</ds:datastoreItem>
+<file path=customXml/item2.xml><?xml version="1.0" encoding="utf-8"?>
+<?mso-contentType ?>
+<FormTemplates xmlns="http://schemas.microsoft.com/sharepoint/v3/contenttype/forms">
+  <Display>DocumentLibraryForm</Display>
+  <Edit>DocumentLibraryForm</Edit>
+  <New>DocumentLibraryForm</New>
+</FormTemplates>
 </file>
 
-<file path=customXml/itemProps2.xml><?xml version="1.0" encoding="utf-8"?>
-<ds:datastoreItem xmlns:ds="http://schemas.openxmlformats.org/officeDocument/2006/customXml" ds:itemID="{1EDC5949-47F6-4FF3-9EE1-DE07EA82BF5C}">
-  <ds:schemaRefs>
-    <ds:schemaRef ds:uri="http://schemas.openxmlformats.org/officeDocument/2006/bibliography"/>
-  </ds:schemaRefs>
-</ds:datastoreItem>
+<file path=customXml/item3.xml><?xml version="1.0" encoding="utf-8"?>
+<b:Sources xmlns:b="http://schemas.openxmlformats.org/officeDocument/2006/bibliography" xmlns="http://schemas.openxmlformats.org/officeDocument/2006/bibliography" SelectedStyle="\APASixthEditionOfficeOnline.xsl" StyleName="APA" Version="6"/>
 </file>
 
-<file path=customXml/itemProps3.xml><?xml version="1.0" encoding="utf-8"?>
-<ds:datastoreItem xmlns:ds="http://schemas.openxmlformats.org/officeDocument/2006/customXml" ds:itemID="{7FBA6015-A150-4FD1-B282-D1895A6AC485}">
-  <ds:schemaRefs>
-    <ds:schemaRef ds:uri="http://schemas.microsoft.com/sharepoint/v3/contenttype/forms"/>
-  </ds:schemaRefs>
-</ds:datastoreItem>
+<file path=customXml/item4.xml><?xml version="1.0" encoding="utf-8"?>
+<p:properties xmlns:p="http://schemas.microsoft.com/office/2006/metadata/properties" xmlns:xsi="http://www.w3.org/2001/XMLSchema-instance" xmlns:pc="http://schemas.microsoft.com/office/infopath/2007/PartnerControls">
+  <documentManagement>
+    <lcf76f155ced4ddcb4097134ff3c332f xmlns="413aea6a-afdb-4d88-b833-b2462709287e">
+      <Terms xmlns="http://schemas.microsoft.com/office/infopath/2007/PartnerControls"/>
+    </lcf76f155ced4ddcb4097134ff3c332f>
+    <TaxCatchAll xmlns="eb0c45c8-85b6-4e00-a5af-15633ec3585f" xsi:nil="true"/>
+  </documentManagement>
+</p:properties>
 </file>
 
-<file path=customXml/itemProps4.xml><?xml version="1.0" encoding="utf-8"?>
+<file path=customXml/itemProps1.xml><?xml version="1.0" encoding="utf-8"?>
 <ds:datastoreItem xmlns:ds="http://schemas.openxmlformats.org/officeDocument/2006/customXml" ds:itemID="{976DAC48-77AE-401C-BA37-8426399077C8}">
   <ds:schemaRefs>
     <ds:schemaRef ds:uri="http://schemas.microsoft.com/office/2006/metadata/contentType"/>
@@ -2961,4 +2071,31 @@
     <ds:schemaRef ds:uri="http://schemas.microsoft.com/internal/obd"/>
   </ds:schemaRefs>
 </ds:datastoreItem>
+</file>
+
+<file path=customXml/itemProps2.xml><?xml version="1.0" encoding="utf-8"?>
+<ds:datastoreItem xmlns:ds="http://schemas.openxmlformats.org/officeDocument/2006/customXml" ds:itemID="{7FBA6015-A150-4FD1-B282-D1895A6AC485}">
+  <ds:schemaRefs>
+    <ds:schemaRef ds:uri="http://schemas.microsoft.com/sharepoint/v3/contenttype/forms"/>
+  </ds:schemaRefs>
+</ds:datastoreItem>
+</file>
+
+<file path=customXml/itemProps3.xml><?xml version="1.0" encoding="utf-8"?>
+<ds:datastoreItem xmlns:ds="http://schemas.openxmlformats.org/officeDocument/2006/customXml" ds:itemID="{1EDC5949-47F6-4FF3-9EE1-DE07EA82BF5C}">
+  <ds:schemaRefs>
+    <ds:schemaRef ds:uri="http://schemas.openxmlformats.org/officeDocument/2006/bibliography"/>
+  </ds:schemaRefs>
+</ds:datastoreItem>
+</file>
+
+<file path=customXml/itemProps4.xml><?xml version="1.0" encoding="utf-8"?>
+<ds:datastoreItem xmlns:ds="http://schemas.openxmlformats.org/officeDocument/2006/customXml" ds:itemID="{8E941396-998E-48C7-83D8-6AD33A77587D}">
+  <ds:schemaRefs>
+    <ds:schemaRef ds:uri="http://schemas.microsoft.com/office/2006/metadata/properties"/>
+    <ds:schemaRef ds:uri="http://schemas.microsoft.com/office/infopath/2007/PartnerControls"/>
+    <ds:schemaRef ds:uri="413aea6a-afdb-4d88-b833-b2462709287e"/>
+    <ds:schemaRef ds:uri="eb0c45c8-85b6-4e00-a5af-15633ec3585f"/>
+  </ds:schemaRefs>
+</ds:datastoreItem>
 </file>